--- a/worksheets/MS_L5_PickTheStorage_Worksheet.docx
+++ b/worksheets/MS_L5_PickTheStorage_Worksheet.docx
@@ -522,7 +522,7 @@
                 <w:sz w:val="21"/>
                 <w:szCs w:val="21"/>
               </w:rPr>
-              <w:t xml:space="preserve">For each of these, which storage would you choose: distributing a film, carrying work home, an MP3 player, a school network, a video camera?</w:t>
+              <w:t xml:space="preserve">Pick three devices in the room and say what kind of storage each one uses, and why that suits it.</w:t>
             </w:r>
           </w:p>
           <w:tbl>
